--- a/Davinci Resolve Notes.docx
+++ b/Davinci Resolve Notes.docx
@@ -3,10 +3,236 @@
 <w:document xmlns:wpc="http://schemas.microsoft.com/office/word/2010/wordprocessingCanvas" xmlns:cx="http://schemas.microsoft.com/office/drawing/2014/chartex" xmlns:cx1="http://schemas.microsoft.com/office/drawing/2015/9/8/chartex" xmlns:cx2="http://schemas.microsoft.com/office/drawing/2015/10/21/chartex" xmlns:cx3="http://schemas.microsoft.com/office/drawing/2016/5/9/chartex" xmlns:cx4="http://schemas.microsoft.com/office/drawing/2016/5/10/chartex" xmlns:cx5="http://schemas.microsoft.com/office/drawing/2016/5/11/chartex" xmlns:cx6="http://schemas.microsoft.com/office/drawing/2016/5/12/chartex" xmlns:cx7="http://schemas.microsoft.com/office/drawing/2016/5/13/chartex" xmlns:cx8="http://schemas.microsoft.com/office/drawing/2016/5/14/chartex" xmlns:mc="http://schemas.openxmlformats.org/markup-compatibility/2006" xmlns:aink="http://schemas.microsoft.com/office/drawing/2016/ink" xmlns:am3d="http://schemas.microsoft.com/office/drawing/2017/model3d" xmlns:o="urn:schemas-microsoft-com:office:office" xmlns:oel="http://schemas.microsoft.com/office/2019/extlst" xmlns:r="http://schemas.openxmlformats.org/officeDocument/2006/relationships" xmlns:m="http://schemas.openxmlformats.org/officeDocument/2006/math" xmlns:v="urn:schemas-microsoft-com:vml" xmlns:wp14="http://schemas.microsoft.com/office/word/2010/wordprocessingDrawing" xmlns:wp="http://schemas.openxmlformats.org/drawingml/2006/wordprocessingDrawing" xmlns:w10="urn:schemas-microsoft-com:office:word" xmlns:w="http://schemas.openxmlformats.org/wordprocessingml/2006/main" xmlns:w14="http://schemas.microsoft.com/office/word/2010/wordml" xmlns:w15="http://schemas.microsoft.com/office/word/2012/wordml" xmlns:w16cex="http://schemas.microsoft.com/office/word/2018/wordml/cex" xmlns:w16cid="http://schemas.microsoft.com/office/word/2016/wordml/cid" xmlns:w16="http://schemas.microsoft.com/office/word/2018/wordml" xmlns:w16du="http://schemas.microsoft.com/office/word/2023/wordml/word16du" xmlns:w16sdtdh="http://schemas.microsoft.com/office/word/2020/wordml/sdtdatahash" xmlns:w16sdtfl="http://schemas.microsoft.com/office/word/2024/wordml/sdtformatlock" xmlns:w16se="http://schemas.microsoft.com/office/word/2015/wordml/symex" xmlns:wpg="http://schemas.microsoft.com/office/word/2010/wordprocessingGroup" xmlns:wpi="http://schemas.microsoft.com/office/word/2010/wordprocessingInk" xmlns:wne="http://schemas.microsoft.com/office/word/2006/wordml" xmlns:wps="http://schemas.microsoft.com/office/word/2010/wordprocessingShape" mc:Ignorable="w14 w15 w16se w16cid w16 w16cex w16sdtdh w16sdtfl w16du wp14">
   <w:body>
     <w:p>
+      <w:pPr>
+        <w:pStyle w:val="Title"/>
+      </w:pPr>
       <w:r>
         <w:t>Davinci Resolve Notes</w:t>
       </w:r>
     </w:p>
+    <w:p>
+      <w:pPr>
+        <w:pStyle w:val="Heading1"/>
+      </w:pPr>
+      <w:r>
+        <w:t>Media Page:</w:t>
+      </w:r>
+    </w:p>
+    <w:p>
+      <w:pPr>
+        <w:pStyle w:val="ListParagraph"/>
+        <w:numPr>
+          <w:ilvl w:val="0"/>
+          <w:numId w:val="1"/>
+        </w:numPr>
+      </w:pPr>
+      <w:r>
+        <w:t>Workspace where we import media and manage it (Organize everything)</w:t>
+      </w:r>
+    </w:p>
+    <w:p>
+      <w:pPr>
+        <w:pStyle w:val="Heading1"/>
+      </w:pPr>
+      <w:r>
+        <w:t>Edit Page:</w:t>
+      </w:r>
+    </w:p>
+    <w:p>
+      <w:pPr>
+        <w:pStyle w:val="ListParagraph"/>
+        <w:numPr>
+          <w:ilvl w:val="0"/>
+          <w:numId w:val="1"/>
+        </w:numPr>
+      </w:pPr>
+      <w:r>
+        <w:t>Where we put together our story (Editing = Telling Stories)</w:t>
+      </w:r>
+    </w:p>
+    <w:p>
+      <w:pPr>
+        <w:pStyle w:val="ListParagraph"/>
+        <w:numPr>
+          <w:ilvl w:val="0"/>
+          <w:numId w:val="1"/>
+        </w:numPr>
+      </w:pPr>
+      <w:r>
+        <w:t>We have freedom to change our stories (Editing = Freedom)</w:t>
+      </w:r>
+    </w:p>
+    <w:p/>
+    <w:p>
+      <w:r>
+        <w:drawing>
+          <wp:inline distT="0" distB="0" distL="0" distR="0" wp14:anchorId="4556EEEF" wp14:editId="77A618BA">
+            <wp:extent cx="5731510" cy="1783715"/>
+            <wp:effectExtent l="0" t="0" r="2540" b="6985"/>
+            <wp:docPr id="1239471118" name="Picture 1" descr="A screenshot of a video&#10;&#10;AI-generated content may be incorrect."/>
+            <wp:cNvGraphicFramePr>
+              <a:graphicFrameLocks xmlns:a="http://schemas.openxmlformats.org/drawingml/2006/main" noChangeAspect="1"/>
+            </wp:cNvGraphicFramePr>
+            <a:graphic xmlns:a="http://schemas.openxmlformats.org/drawingml/2006/main">
+              <a:graphicData uri="http://schemas.openxmlformats.org/drawingml/2006/picture">
+                <pic:pic xmlns:pic="http://schemas.openxmlformats.org/drawingml/2006/picture">
+                  <pic:nvPicPr>
+                    <pic:cNvPr id="1239471118" name="Picture 1" descr="A screenshot of a video&#10;&#10;AI-generated content may be incorrect."/>
+                    <pic:cNvPicPr/>
+                  </pic:nvPicPr>
+                  <pic:blipFill>
+                    <a:blip r:embed="rId5"/>
+                    <a:stretch>
+                      <a:fillRect/>
+                    </a:stretch>
+                  </pic:blipFill>
+                  <pic:spPr>
+                    <a:xfrm>
+                      <a:off x="0" y="0"/>
+                      <a:ext cx="5731510" cy="1783715"/>
+                    </a:xfrm>
+                    <a:prstGeom prst="rect">
+                      <a:avLst/>
+                    </a:prstGeom>
+                  </pic:spPr>
+                </pic:pic>
+              </a:graphicData>
+            </a:graphic>
+          </wp:inline>
+        </w:drawing>
+      </w:r>
+    </w:p>
+    <w:p>
+      <w:r>
+        <w:t>Left = Preview pieces of media in the media pool</w:t>
+      </w:r>
+    </w:p>
+    <w:p>
+      <w:r>
+        <w:t>Right = What will be shown when rendered</w:t>
+      </w:r>
+    </w:p>
+    <w:p>
+      <w:r>
+        <w:t>Shortcut:</w:t>
+      </w:r>
+    </w:p>
+    <w:p>
+      <w:pPr>
+        <w:pStyle w:val="ListParagraph"/>
+        <w:numPr>
+          <w:ilvl w:val="0"/>
+          <w:numId w:val="2"/>
+        </w:numPr>
+        <w:rPr>
+          <w:b/>
+          <w:bCs/>
+        </w:rPr>
+      </w:pPr>
+      <w:r>
+        <w:rPr>
+          <w:b/>
+          <w:bCs/>
+        </w:rPr>
+        <w:t xml:space="preserve">Ctrl + Shift + [ </w:t>
+      </w:r>
+      <w:r>
+        <w:t>= To cut and delete empty spaces all at once</w:t>
+      </w:r>
+    </w:p>
+    <w:p>
+      <w:pPr>
+        <w:pStyle w:val="ListParagraph"/>
+        <w:numPr>
+          <w:ilvl w:val="0"/>
+          <w:numId w:val="2"/>
+        </w:numPr>
+        <w:rPr>
+          <w:b/>
+          <w:bCs/>
+        </w:rPr>
+      </w:pPr>
+      <w:r>
+        <w:rPr>
+          <w:b/>
+          <w:bCs/>
+        </w:rPr>
+        <w:t xml:space="preserve">Ctrl + B </w:t>
+      </w:r>
+      <w:r>
+        <w:t>= To cut at the playhead</w:t>
+      </w:r>
+    </w:p>
+    <w:p>
+      <w:pPr>
+        <w:pStyle w:val="ListParagraph"/>
+        <w:numPr>
+          <w:ilvl w:val="0"/>
+          <w:numId w:val="2"/>
+        </w:numPr>
+        <w:rPr>
+          <w:b/>
+          <w:bCs/>
+        </w:rPr>
+      </w:pPr>
+      <w:r>
+        <w:rPr>
+          <w:b/>
+          <w:bCs/>
+        </w:rPr>
+        <w:t xml:space="preserve">Shift + Z </w:t>
+      </w:r>
+      <w:r>
+        <w:t>= To zoom in and out</w:t>
+      </w:r>
+    </w:p>
+    <w:p>
+      <w:pPr>
+        <w:pStyle w:val="ListParagraph"/>
+        <w:numPr>
+          <w:ilvl w:val="0"/>
+          <w:numId w:val="2"/>
+        </w:numPr>
+        <w:rPr>
+          <w:b/>
+          <w:bCs/>
+        </w:rPr>
+      </w:pPr>
+      <w:r>
+        <w:rPr>
+          <w:b/>
+          <w:bCs/>
+        </w:rPr>
+        <w:t xml:space="preserve">Alt + Mouse </w:t>
+      </w:r>
+      <w:r>
+        <w:t>= Zoom in or out</w:t>
+      </w:r>
+    </w:p>
+    <w:p>
+      <w:pPr>
+        <w:pStyle w:val="ListParagraph"/>
+        <w:numPr>
+          <w:ilvl w:val="0"/>
+          <w:numId w:val="2"/>
+        </w:numPr>
+        <w:rPr>
+          <w:b/>
+          <w:bCs/>
+        </w:rPr>
+      </w:pPr>
+      <w:r>
+        <w:rPr>
+          <w:b/>
+          <w:bCs/>
+        </w:rPr>
+        <w:t xml:space="preserve">Ctrl + Shift + &lt;&gt; </w:t>
+      </w:r>
+      <w:r>
+        <w:t>= To swap clip places</w:t>
+      </w:r>
+    </w:p>
+    <w:p/>
     <w:sectPr>
       <w:pgSz w:w="11906" w:h="16838"/>
       <w:pgMar w:top="1440" w:right="1440" w:bottom="1440" w:left="1440" w:header="708" w:footer="708" w:gutter="0"/>
@@ -15,6 +241,243 @@
     </w:sectPr>
   </w:body>
 </w:document>
+</file>
+
+<file path=word/numbering.xml><?xml version="1.0" encoding="utf-8"?>
+<w:numbering xmlns:wpc="http://schemas.microsoft.com/office/word/2010/wordprocessingCanvas" xmlns:cx="http://schemas.microsoft.com/office/drawing/2014/chartex" xmlns:cx1="http://schemas.microsoft.com/office/drawing/2015/9/8/chartex" xmlns:cx2="http://schemas.microsoft.com/office/drawing/2015/10/21/chartex" xmlns:cx3="http://schemas.microsoft.com/office/drawing/2016/5/9/chartex" xmlns:cx4="http://schemas.microsoft.com/office/drawing/2016/5/10/chartex" xmlns:cx5="http://schemas.microsoft.com/office/drawing/2016/5/11/chartex" xmlns:cx6="http://schemas.microsoft.com/office/drawing/2016/5/12/chartex" xmlns:cx7="http://schemas.microsoft.com/office/drawing/2016/5/13/chartex" xmlns:cx8="http://schemas.microsoft.com/office/drawing/2016/5/14/chartex" xmlns:mc="http://schemas.openxmlformats.org/markup-compatibility/2006" xmlns:aink="http://schemas.microsoft.com/office/drawing/2016/ink" xmlns:am3d="http://schemas.microsoft.com/office/drawing/2017/model3d" xmlns:o="urn:schemas-microsoft-com:office:office" xmlns:oel="http://schemas.microsoft.com/office/2019/extlst" xmlns:r="http://schemas.openxmlformats.org/officeDocument/2006/relationships" xmlns:m="http://schemas.openxmlformats.org/officeDocument/2006/math" xmlns:v="urn:schemas-microsoft-com:vml" xmlns:wp14="http://schemas.microsoft.com/office/word/2010/wordprocessingDrawing" xmlns:wp="http://schemas.openxmlformats.org/drawingml/2006/wordprocessingDrawing" xmlns:w10="urn:schemas-microsoft-com:office:word" xmlns:w="http://schemas.openxmlformats.org/wordprocessingml/2006/main" xmlns:w14="http://schemas.microsoft.com/office/word/2010/wordml" xmlns:w15="http://schemas.microsoft.com/office/word/2012/wordml" xmlns:w16cex="http://schemas.microsoft.com/office/word/2018/wordml/cex" xmlns:w16cid="http://schemas.microsoft.com/office/word/2016/wordml/cid" xmlns:w16="http://schemas.microsoft.com/office/word/2018/wordml" xmlns:w16du="http://schemas.microsoft.com/office/word/2023/wordml/word16du" xmlns:w16sdtdh="http://schemas.microsoft.com/office/word/2020/wordml/sdtdatahash" xmlns:w16sdtfl="http://schemas.microsoft.com/office/word/2024/wordml/sdtformatlock" xmlns:w16se="http://schemas.microsoft.com/office/word/2015/wordml/symex" xmlns:wpg="http://schemas.microsoft.com/office/word/2010/wordprocessingGroup" xmlns:wpi="http://schemas.microsoft.com/office/word/2010/wordprocessingInk" xmlns:wne="http://schemas.microsoft.com/office/word/2006/wordml" xmlns:wps="http://schemas.microsoft.com/office/word/2010/wordprocessingShape" mc:Ignorable="w14 w15 w16se w16cid w16 w16cex w16sdtdh w16sdtfl w16du wp14">
+  <w:abstractNum w:abstractNumId="0" w15:restartNumberingAfterBreak="0">
+    <w:nsid w:val="35C910F7"/>
+    <w:multiLevelType w:val="hybridMultilevel"/>
+    <w:tmpl w:val="3190C8DA"/>
+    <w:lvl w:ilvl="0" w:tplc="38090001">
+      <w:start w:val="1"/>
+      <w:numFmt w:val="bullet"/>
+      <w:lvlText w:val=""/>
+      <w:lvlJc w:val="left"/>
+      <w:pPr>
+        <w:ind w:left="720" w:hanging="360"/>
+      </w:pPr>
+      <w:rPr>
+        <w:rFonts w:ascii="Symbol" w:hAnsi="Symbol" w:hint="default"/>
+      </w:rPr>
+    </w:lvl>
+    <w:lvl w:ilvl="1" w:tplc="38090003" w:tentative="1">
+      <w:start w:val="1"/>
+      <w:numFmt w:val="bullet"/>
+      <w:lvlText w:val="o"/>
+      <w:lvlJc w:val="left"/>
+      <w:pPr>
+        <w:ind w:left="1440" w:hanging="360"/>
+      </w:pPr>
+      <w:rPr>
+        <w:rFonts w:ascii="Courier New" w:hAnsi="Courier New" w:cs="Courier New" w:hint="default"/>
+      </w:rPr>
+    </w:lvl>
+    <w:lvl w:ilvl="2" w:tplc="38090005" w:tentative="1">
+      <w:start w:val="1"/>
+      <w:numFmt w:val="bullet"/>
+      <w:lvlText w:val=""/>
+      <w:lvlJc w:val="left"/>
+      <w:pPr>
+        <w:ind w:left="2160" w:hanging="360"/>
+      </w:pPr>
+      <w:rPr>
+        <w:rFonts w:ascii="Wingdings" w:hAnsi="Wingdings" w:hint="default"/>
+      </w:rPr>
+    </w:lvl>
+    <w:lvl w:ilvl="3" w:tplc="38090001" w:tentative="1">
+      <w:start w:val="1"/>
+      <w:numFmt w:val="bullet"/>
+      <w:lvlText w:val=""/>
+      <w:lvlJc w:val="left"/>
+      <w:pPr>
+        <w:ind w:left="2880" w:hanging="360"/>
+      </w:pPr>
+      <w:rPr>
+        <w:rFonts w:ascii="Symbol" w:hAnsi="Symbol" w:hint="default"/>
+      </w:rPr>
+    </w:lvl>
+    <w:lvl w:ilvl="4" w:tplc="38090003" w:tentative="1">
+      <w:start w:val="1"/>
+      <w:numFmt w:val="bullet"/>
+      <w:lvlText w:val="o"/>
+      <w:lvlJc w:val="left"/>
+      <w:pPr>
+        <w:ind w:left="3600" w:hanging="360"/>
+      </w:pPr>
+      <w:rPr>
+        <w:rFonts w:ascii="Courier New" w:hAnsi="Courier New" w:cs="Courier New" w:hint="default"/>
+      </w:rPr>
+    </w:lvl>
+    <w:lvl w:ilvl="5" w:tplc="38090005" w:tentative="1">
+      <w:start w:val="1"/>
+      <w:numFmt w:val="bullet"/>
+      <w:lvlText w:val=""/>
+      <w:lvlJc w:val="left"/>
+      <w:pPr>
+        <w:ind w:left="4320" w:hanging="360"/>
+      </w:pPr>
+      <w:rPr>
+        <w:rFonts w:ascii="Wingdings" w:hAnsi="Wingdings" w:hint="default"/>
+      </w:rPr>
+    </w:lvl>
+    <w:lvl w:ilvl="6" w:tplc="38090001" w:tentative="1">
+      <w:start w:val="1"/>
+      <w:numFmt w:val="bullet"/>
+      <w:lvlText w:val=""/>
+      <w:lvlJc w:val="left"/>
+      <w:pPr>
+        <w:ind w:left="5040" w:hanging="360"/>
+      </w:pPr>
+      <w:rPr>
+        <w:rFonts w:ascii="Symbol" w:hAnsi="Symbol" w:hint="default"/>
+      </w:rPr>
+    </w:lvl>
+    <w:lvl w:ilvl="7" w:tplc="38090003" w:tentative="1">
+      <w:start w:val="1"/>
+      <w:numFmt w:val="bullet"/>
+      <w:lvlText w:val="o"/>
+      <w:lvlJc w:val="left"/>
+      <w:pPr>
+        <w:ind w:left="5760" w:hanging="360"/>
+      </w:pPr>
+      <w:rPr>
+        <w:rFonts w:ascii="Courier New" w:hAnsi="Courier New" w:cs="Courier New" w:hint="default"/>
+      </w:rPr>
+    </w:lvl>
+    <w:lvl w:ilvl="8" w:tplc="38090005" w:tentative="1">
+      <w:start w:val="1"/>
+      <w:numFmt w:val="bullet"/>
+      <w:lvlText w:val=""/>
+      <w:lvlJc w:val="left"/>
+      <w:pPr>
+        <w:ind w:left="6480" w:hanging="360"/>
+      </w:pPr>
+      <w:rPr>
+        <w:rFonts w:ascii="Wingdings" w:hAnsi="Wingdings" w:hint="default"/>
+      </w:rPr>
+    </w:lvl>
+  </w:abstractNum>
+  <w:abstractNum w:abstractNumId="1" w15:restartNumberingAfterBreak="0">
+    <w:nsid w:val="64FB403C"/>
+    <w:multiLevelType w:val="hybridMultilevel"/>
+    <w:tmpl w:val="97228EBA"/>
+    <w:lvl w:ilvl="0" w:tplc="38090001">
+      <w:start w:val="1"/>
+      <w:numFmt w:val="bullet"/>
+      <w:lvlText w:val=""/>
+      <w:lvlJc w:val="left"/>
+      <w:pPr>
+        <w:ind w:left="720" w:hanging="360"/>
+      </w:pPr>
+      <w:rPr>
+        <w:rFonts w:ascii="Symbol" w:hAnsi="Symbol" w:hint="default"/>
+      </w:rPr>
+    </w:lvl>
+    <w:lvl w:ilvl="1" w:tplc="38090003" w:tentative="1">
+      <w:start w:val="1"/>
+      <w:numFmt w:val="bullet"/>
+      <w:lvlText w:val="o"/>
+      <w:lvlJc w:val="left"/>
+      <w:pPr>
+        <w:ind w:left="1440" w:hanging="360"/>
+      </w:pPr>
+      <w:rPr>
+        <w:rFonts w:ascii="Courier New" w:hAnsi="Courier New" w:cs="Courier New" w:hint="default"/>
+      </w:rPr>
+    </w:lvl>
+    <w:lvl w:ilvl="2" w:tplc="38090005" w:tentative="1">
+      <w:start w:val="1"/>
+      <w:numFmt w:val="bullet"/>
+      <w:lvlText w:val=""/>
+      <w:lvlJc w:val="left"/>
+      <w:pPr>
+        <w:ind w:left="2160" w:hanging="360"/>
+      </w:pPr>
+      <w:rPr>
+        <w:rFonts w:ascii="Wingdings" w:hAnsi="Wingdings" w:hint="default"/>
+      </w:rPr>
+    </w:lvl>
+    <w:lvl w:ilvl="3" w:tplc="38090001" w:tentative="1">
+      <w:start w:val="1"/>
+      <w:numFmt w:val="bullet"/>
+      <w:lvlText w:val=""/>
+      <w:lvlJc w:val="left"/>
+      <w:pPr>
+        <w:ind w:left="2880" w:hanging="360"/>
+      </w:pPr>
+      <w:rPr>
+        <w:rFonts w:ascii="Symbol" w:hAnsi="Symbol" w:hint="default"/>
+      </w:rPr>
+    </w:lvl>
+    <w:lvl w:ilvl="4" w:tplc="38090003" w:tentative="1">
+      <w:start w:val="1"/>
+      <w:numFmt w:val="bullet"/>
+      <w:lvlText w:val="o"/>
+      <w:lvlJc w:val="left"/>
+      <w:pPr>
+        <w:ind w:left="3600" w:hanging="360"/>
+      </w:pPr>
+      <w:rPr>
+        <w:rFonts w:ascii="Courier New" w:hAnsi="Courier New" w:cs="Courier New" w:hint="default"/>
+      </w:rPr>
+    </w:lvl>
+    <w:lvl w:ilvl="5" w:tplc="38090005" w:tentative="1">
+      <w:start w:val="1"/>
+      <w:numFmt w:val="bullet"/>
+      <w:lvlText w:val=""/>
+      <w:lvlJc w:val="left"/>
+      <w:pPr>
+        <w:ind w:left="4320" w:hanging="360"/>
+      </w:pPr>
+      <w:rPr>
+        <w:rFonts w:ascii="Wingdings" w:hAnsi="Wingdings" w:hint="default"/>
+      </w:rPr>
+    </w:lvl>
+    <w:lvl w:ilvl="6" w:tplc="38090001" w:tentative="1">
+      <w:start w:val="1"/>
+      <w:numFmt w:val="bullet"/>
+      <w:lvlText w:val=""/>
+      <w:lvlJc w:val="left"/>
+      <w:pPr>
+        <w:ind w:left="5040" w:hanging="360"/>
+      </w:pPr>
+      <w:rPr>
+        <w:rFonts w:ascii="Symbol" w:hAnsi="Symbol" w:hint="default"/>
+      </w:rPr>
+    </w:lvl>
+    <w:lvl w:ilvl="7" w:tplc="38090003" w:tentative="1">
+      <w:start w:val="1"/>
+      <w:numFmt w:val="bullet"/>
+      <w:lvlText w:val="o"/>
+      <w:lvlJc w:val="left"/>
+      <w:pPr>
+        <w:ind w:left="5760" w:hanging="360"/>
+      </w:pPr>
+      <w:rPr>
+        <w:rFonts w:ascii="Courier New" w:hAnsi="Courier New" w:cs="Courier New" w:hint="default"/>
+      </w:rPr>
+    </w:lvl>
+    <w:lvl w:ilvl="8" w:tplc="38090005" w:tentative="1">
+      <w:start w:val="1"/>
+      <w:numFmt w:val="bullet"/>
+      <w:lvlText w:val=""/>
+      <w:lvlJc w:val="left"/>
+      <w:pPr>
+        <w:ind w:left="6480" w:hanging="360"/>
+      </w:pPr>
+      <w:rPr>
+        <w:rFonts w:ascii="Wingdings" w:hAnsi="Wingdings" w:hint="default"/>
+      </w:rPr>
+    </w:lvl>
+  </w:abstractNum>
+  <w:num w:numId="1" w16cid:durableId="31419978">
+    <w:abstractNumId w:val="1"/>
+  </w:num>
+  <w:num w:numId="2" w16cid:durableId="276252651">
+    <w:abstractNumId w:val="0"/>
+  </w:num>
+</w:numbering>
 </file>
 
 <file path=word/styles.xml><?xml version="1.0" encoding="utf-8"?>
@@ -425,18 +888,15 @@
     <w:link w:val="Heading1Char"/>
     <w:uiPriority w:val="9"/>
     <w:qFormat/>
-    <w:rsid w:val="00AC3B9E"/>
+    <w:rsid w:val="00DE78F2"/>
     <w:pPr>
-      <w:keepNext/>
-      <w:keepLines/>
-      <w:spacing w:before="360" w:after="80"/>
       <w:outlineLvl w:val="0"/>
     </w:pPr>
     <w:rPr>
-      <w:rFonts w:asciiTheme="majorHAnsi" w:eastAsiaTheme="majorEastAsia" w:hAnsiTheme="majorHAnsi" w:cstheme="majorBidi"/>
-      <w:color w:val="0F4761" w:themeColor="accent1" w:themeShade="BF"/>
-      <w:sz w:val="40"/>
-      <w:szCs w:val="50"/>
+      <w:b/>
+      <w:bCs/>
+      <w:sz w:val="24"/>
+      <w:szCs w:val="32"/>
     </w:rPr>
   </w:style>
   <w:style w:type="paragraph" w:styleId="Heading2">
@@ -649,12 +1109,12 @@
     <w:basedOn w:val="DefaultParagraphFont"/>
     <w:link w:val="Heading1"/>
     <w:uiPriority w:val="9"/>
-    <w:rsid w:val="00AC3B9E"/>
-    <w:rPr>
-      <w:rFonts w:asciiTheme="majorHAnsi" w:eastAsiaTheme="majorEastAsia" w:hAnsiTheme="majorHAnsi" w:cstheme="majorBidi"/>
-      <w:color w:val="0F4761" w:themeColor="accent1" w:themeShade="BF"/>
-      <w:sz w:val="40"/>
-      <w:szCs w:val="50"/>
+    <w:rsid w:val="00DE78F2"/>
+    <w:rPr>
+      <w:b/>
+      <w:bCs/>
+      <w:sz w:val="24"/>
+      <w:szCs w:val="32"/>
     </w:rPr>
   </w:style>
   <w:style w:type="character" w:customStyle="1" w:styleId="Heading2Char">
@@ -770,17 +1230,12 @@
     <w:link w:val="TitleChar"/>
     <w:uiPriority w:val="10"/>
     <w:qFormat/>
-    <w:rsid w:val="00AC3B9E"/>
-    <w:pPr>
-      <w:spacing w:after="80" w:line="240" w:lineRule="auto"/>
-      <w:contextualSpacing/>
-    </w:pPr>
-    <w:rPr>
-      <w:rFonts w:asciiTheme="majorHAnsi" w:eastAsiaTheme="majorEastAsia" w:hAnsiTheme="majorHAnsi" w:cstheme="majorBidi"/>
-      <w:spacing w:val="-10"/>
-      <w:kern w:val="28"/>
-      <w:sz w:val="56"/>
-      <w:szCs w:val="71"/>
+    <w:rsid w:val="00DE78F2"/>
+    <w:rPr>
+      <w:b/>
+      <w:bCs/>
+      <w:sz w:val="32"/>
+      <w:szCs w:val="40"/>
     </w:rPr>
   </w:style>
   <w:style w:type="character" w:customStyle="1" w:styleId="TitleChar">
@@ -788,13 +1243,12 @@
     <w:basedOn w:val="DefaultParagraphFont"/>
     <w:link w:val="Title"/>
     <w:uiPriority w:val="10"/>
-    <w:rsid w:val="00AC3B9E"/>
-    <w:rPr>
-      <w:rFonts w:asciiTheme="majorHAnsi" w:eastAsiaTheme="majorEastAsia" w:hAnsiTheme="majorHAnsi" w:cstheme="majorBidi"/>
-      <w:spacing w:val="-10"/>
-      <w:kern w:val="28"/>
-      <w:sz w:val="56"/>
-      <w:szCs w:val="71"/>
+    <w:rsid w:val="00DE78F2"/>
+    <w:rPr>
+      <w:b/>
+      <w:bCs/>
+      <w:sz w:val="32"/>
+      <w:szCs w:val="40"/>
     </w:rPr>
   </w:style>
   <w:style w:type="paragraph" w:styleId="Subtitle">
